--- a/final_project_report.docx
+++ b/final_project_report.docx
@@ -191,25 +191,7 @@
                 <w:sz w:val="23"/>
                 <w:szCs w:val="23"/>
               </w:rPr>
-              <w:t xml:space="preserve">: Xie </w:t>
-            </w:r>
-            <w:proofErr w:type="spellStart"/>
-            <w:r>
-              <w:rPr>
-                <w:rFonts w:ascii="Times New Roman" w:hAnsi="Times New Roman" w:cs="Times New Roman"/>
-                <w:sz w:val="23"/>
-                <w:szCs w:val="23"/>
-              </w:rPr>
-              <w:t>Xianghui</w:t>
-            </w:r>
-            <w:proofErr w:type="spellEnd"/>
-            <w:r>
-              <w:rPr>
-                <w:rFonts w:ascii="Times New Roman" w:hAnsi="Times New Roman" w:cs="Times New Roman"/>
-                <w:sz w:val="23"/>
-                <w:szCs w:val="23"/>
-              </w:rPr>
-              <w:t xml:space="preserve"> (</w:t>
+              <w:t>: Xie Xianghui (</w:t>
             </w:r>
             <w:hyperlink r:id="rId7" w:tgtFrame="_blank" w:history="1">
               <w:r>
@@ -273,25 +255,7 @@
                 <w:sz w:val="23"/>
                 <w:szCs w:val="23"/>
               </w:rPr>
-              <w:t xml:space="preserve">: Kurtis J. </w:t>
-            </w:r>
-            <w:proofErr w:type="spellStart"/>
-            <w:r>
-              <w:rPr>
-                <w:rFonts w:ascii="Times New Roman" w:hAnsi="Times New Roman" w:cs="Times New Roman"/>
-                <w:sz w:val="23"/>
-                <w:szCs w:val="23"/>
-              </w:rPr>
-              <w:t>Gnapp</w:t>
-            </w:r>
-            <w:proofErr w:type="spellEnd"/>
-            <w:r>
-              <w:rPr>
-                <w:rFonts w:ascii="Times New Roman" w:hAnsi="Times New Roman" w:cs="Times New Roman"/>
-                <w:sz w:val="23"/>
-                <w:szCs w:val="23"/>
-              </w:rPr>
-              <w:t xml:space="preserve"> (</w:t>
+              <w:t>: Kurtis J. Gnapp (</w:t>
             </w:r>
             <w:hyperlink r:id="rId8" w:tgtFrame="_blank" w:history="1">
               <w:r>
@@ -1341,21 +1305,8 @@
         </w:rPr>
         <w:t xml:space="preserve">Figure 2: </w:t>
       </w:r>
-      <w:proofErr w:type="spellStart"/>
-      <w:r>
-        <w:t>Vivado</w:t>
-      </w:r>
-      <w:proofErr w:type="spellEnd"/>
-      <w:r>
-        <w:t xml:space="preserve"> block diagram illustrating the complete system integration for the Pong game, incorporating </w:t>
-      </w:r>
-      <w:proofErr w:type="spellStart"/>
-      <w:r>
-        <w:t>MicroBlaze</w:t>
-      </w:r>
-      <w:proofErr w:type="spellEnd"/>
-      <w:r>
-        <w:t xml:space="preserve"> RISC-V, AXI Timer for PWM-based audio output, AXI GPIO for paddle control, AXI UART for serial debugging, and 7-segment display logic for score output. This diagram reflects the implemented architecture for both Task #2 and Task #3.</w:t>
+      <w:r>
+        <w:t>Vivado block diagram illustrating the complete system integration for the Pong game, incorporating MicroBlaze RISC-V, AXI Timer for PWM-based audio output, AXI GPIO for paddle control, AXI UART for serial debugging, and 7-segment display logic for score output. This diagram reflects the implemented architecture for both Task #2 and Task #3.</w:t>
       </w:r>
       <w:r>
         <w:t xml:space="preserve"> </w:t>
@@ -1416,6 +1367,7 @@
           <w:ilvl w:val="0"/>
           <w:numId w:val="5"/>
         </w:numPr>
+        <w:spacing w:line="276" w:lineRule="auto"/>
         <w:rPr>
           <w:rFonts w:ascii="Times New Roman" w:hAnsi="Times New Roman" w:cs="Times New Roman"/>
         </w:rPr>
@@ -1475,6 +1427,7 @@
           <w:ilvl w:val="0"/>
           <w:numId w:val="5"/>
         </w:numPr>
+        <w:spacing w:line="276" w:lineRule="auto"/>
         <w:rPr>
           <w:rFonts w:ascii="Times New Roman" w:hAnsi="Times New Roman" w:cs="Times New Roman"/>
         </w:rPr>
@@ -1516,6 +1469,7 @@
           <w:ilvl w:val="0"/>
           <w:numId w:val="5"/>
         </w:numPr>
+        <w:spacing w:line="276" w:lineRule="auto"/>
         <w:rPr>
           <w:rFonts w:ascii="Times New Roman" w:hAnsi="Times New Roman" w:cs="Times New Roman"/>
         </w:rPr>
@@ -1655,6 +1609,608 @@
     </w:p>
     <w:p>
       <w:pPr>
+        <w:rPr>
+          <w:rFonts w:ascii="Times New Roman" w:hAnsi="Times New Roman" w:cs="Times New Roman"/>
+        </w:rPr>
+      </w:pPr>
+      <w:r>
+        <w:rPr>
+          <w:rFonts w:ascii="Times New Roman" w:hAnsi="Times New Roman" w:cs="Times New Roman"/>
+          <w:b/>
+          <w:bCs/>
+        </w:rPr>
+        <w:t>Task #</w:t>
+      </w:r>
+      <w:r>
+        <w:rPr>
+          <w:rFonts w:ascii="Times New Roman" w:hAnsi="Times New Roman" w:cs="Times New Roman"/>
+          <w:b/>
+          <w:bCs/>
+        </w:rPr>
+        <w:t>4</w:t>
+      </w:r>
+    </w:p>
+    <w:p>
+      <w:pPr>
+        <w:rPr>
+          <w:rFonts w:ascii="Times New Roman" w:hAnsi="Times New Roman" w:cs="Times New Roman"/>
+        </w:rPr>
+      </w:pPr>
+      <w:r>
+        <w:rPr>
+          <w:rFonts w:ascii="Times New Roman" w:hAnsi="Times New Roman" w:cs="Times New Roman"/>
+          <w:b/>
+          <w:bCs/>
+        </w:rPr>
+        <w:t>Problems Faced:</w:t>
+      </w:r>
+    </w:p>
+    <w:p>
+      <w:pPr>
+        <w:pStyle w:val="ListParagraph"/>
+        <w:numPr>
+          <w:ilvl w:val="0"/>
+          <w:numId w:val="5"/>
+        </w:numPr>
+        <w:spacing w:before="100" w:beforeAutospacing="1" w:after="100" w:afterAutospacing="1" w:line="276" w:lineRule="auto"/>
+        <w:rPr>
+          <w:rFonts w:ascii="Times New Roman" w:eastAsia="Times New Roman" w:hAnsi="Times New Roman" w:cs="Times New Roman"/>
+          <w:kern w:val="0"/>
+          <w14:ligatures w14:val="none"/>
+        </w:rPr>
+      </w:pPr>
+      <w:r>
+        <w:rPr>
+          <w:rFonts w:ascii="Times New Roman" w:eastAsia="Times New Roman" w:hAnsi="Times New Roman" w:cs="Times New Roman"/>
+          <w:kern w:val="0"/>
+          <w14:ligatures w14:val="none"/>
+        </w:rPr>
+        <w:t>A key challenge was that the AXI Timer could not be written to directly by the CDMA. This required an alternative strategy where the CDMA transfers audio data (PWM period and duty cycle values) from BRAM to a buffer, and the CPU then writes these values to the AXI Timer registers.</w:t>
+      </w:r>
+    </w:p>
+    <w:p>
+      <w:pPr>
+        <w:pStyle w:val="ListParagraph"/>
+        <w:numPr>
+          <w:ilvl w:val="0"/>
+          <w:numId w:val="5"/>
+        </w:numPr>
+        <w:spacing w:before="100" w:beforeAutospacing="1" w:after="100" w:afterAutospacing="1" w:line="276" w:lineRule="auto"/>
+        <w:rPr>
+          <w:rFonts w:ascii="Times New Roman" w:eastAsia="Times New Roman" w:hAnsi="Times New Roman" w:cs="Times New Roman"/>
+          <w:kern w:val="0"/>
+          <w14:ligatures w14:val="none"/>
+        </w:rPr>
+      </w:pPr>
+      <w:r>
+        <w:rPr>
+          <w:rFonts w:ascii="Times New Roman" w:eastAsia="Times New Roman" w:hAnsi="Times New Roman" w:cs="Times New Roman"/>
+          <w:kern w:val="0"/>
+          <w14:ligatures w14:val="none"/>
+        </w:rPr>
+        <w:t>Without hardware-level flow control, the CPU could process CDMA transfers too quickly, causing timing mismatches and distorted audio. We resolved this by introducing a controlled software delay (</w:t>
+      </w:r>
+      <w:r>
+        <w:rPr>
+          <w:rFonts w:ascii="Courier New" w:eastAsia="Times New Roman" w:hAnsi="Courier New" w:cs="Courier New"/>
+          <w:kern w:val="0"/>
+          <w:sz w:val="20"/>
+          <w:szCs w:val="20"/>
+          <w14:ligatures w14:val="none"/>
+        </w:rPr>
+        <w:t>usleep()</w:t>
+      </w:r>
+      <w:r>
+        <w:rPr>
+          <w:rFonts w:ascii="Times New Roman" w:eastAsia="Times New Roman" w:hAnsi="Times New Roman" w:cs="Times New Roman"/>
+          <w:kern w:val="0"/>
+          <w14:ligatures w14:val="none"/>
+        </w:rPr>
+        <w:t>), ensuring that updates occurred at approximately 8 kHz to match expected audio playback rates.</w:t>
+      </w:r>
+    </w:p>
+    <w:p>
+      <w:pPr>
+        <w:pStyle w:val="ListParagraph"/>
+        <w:numPr>
+          <w:ilvl w:val="0"/>
+          <w:numId w:val="5"/>
+        </w:numPr>
+        <w:spacing w:before="100" w:beforeAutospacing="1" w:after="100" w:afterAutospacing="1" w:line="276" w:lineRule="auto"/>
+        <w:rPr>
+          <w:rFonts w:ascii="Times New Roman" w:eastAsia="Times New Roman" w:hAnsi="Times New Roman" w:cs="Times New Roman"/>
+          <w:kern w:val="0"/>
+          <w14:ligatures w14:val="none"/>
+        </w:rPr>
+      </w:pPr>
+      <w:r>
+        <w:rPr>
+          <w:rFonts w:ascii="Times New Roman" w:eastAsia="Times New Roman" w:hAnsi="Times New Roman" w:cs="Times New Roman"/>
+          <w:kern w:val="0"/>
+          <w14:ligatures w14:val="none"/>
+        </w:rPr>
+        <w:lastRenderedPageBreak/>
+        <w:t>E</w:t>
+      </w:r>
+      <w:r>
+        <w:rPr>
+          <w:rFonts w:ascii="Times New Roman" w:eastAsia="Times New Roman" w:hAnsi="Times New Roman" w:cs="Times New Roman"/>
+          <w:kern w:val="0"/>
+          <w14:ligatures w14:val="none"/>
+        </w:rPr>
+        <w:t xml:space="preserve">nsuring that audio playback triggered consistently in response to game events required precise coordination between CDMA transfers and CPU register writes. Minor timing offsets occasionally caused </w:t>
+      </w:r>
+      <w:r>
+        <w:rPr>
+          <w:rFonts w:ascii="Times New Roman" w:eastAsia="Times New Roman" w:hAnsi="Times New Roman" w:cs="Times New Roman"/>
+          <w:kern w:val="0"/>
+          <w14:ligatures w14:val="none"/>
+        </w:rPr>
+        <w:t>skipping</w:t>
+      </w:r>
+      <w:r>
+        <w:rPr>
+          <w:rFonts w:ascii="Times New Roman" w:eastAsia="Times New Roman" w:hAnsi="Times New Roman" w:cs="Times New Roman"/>
+          <w:kern w:val="0"/>
+          <w14:ligatures w14:val="none"/>
+        </w:rPr>
+        <w:t xml:space="preserve"> or delayed sounds during early testing.</w:t>
+      </w:r>
+    </w:p>
+    <w:p>
+      <w:pPr>
+        <w:rPr>
+          <w:rFonts w:ascii="Times New Roman" w:hAnsi="Times New Roman" w:cs="Times New Roman"/>
+        </w:rPr>
+      </w:pPr>
+      <w:r>
+        <w:rPr>
+          <w:rFonts w:ascii="Times New Roman" w:hAnsi="Times New Roman" w:cs="Times New Roman"/>
+          <w:b/>
+          <w:bCs/>
+        </w:rPr>
+        <w:t xml:space="preserve">What </w:t>
+      </w:r>
+      <w:r>
+        <w:rPr>
+          <w:rFonts w:ascii="Times New Roman" w:hAnsi="Times New Roman" w:cs="Times New Roman"/>
+          <w:b/>
+          <w:bCs/>
+        </w:rPr>
+        <w:t>We</w:t>
+      </w:r>
+      <w:r>
+        <w:rPr>
+          <w:rFonts w:ascii="Times New Roman" w:hAnsi="Times New Roman" w:cs="Times New Roman"/>
+          <w:b/>
+          <w:bCs/>
+        </w:rPr>
+        <w:t xml:space="preserve"> Learned:</w:t>
+      </w:r>
+    </w:p>
+    <w:p>
+      <w:pPr>
+        <w:numPr>
+          <w:ilvl w:val="0"/>
+          <w:numId w:val="6"/>
+        </w:numPr>
+        <w:rPr>
+          <w:noProof/>
+        </w:rPr>
+      </w:pPr>
+      <w:r>
+        <w:rPr>
+          <w:noProof/>
+        </w:rPr>
+        <w:t>We learned how to use AXI CDMA to automate repetitive data movement from BRAM to a CPU-accessible buffer, significantly offloading the MicroBlaze and improving system responsiveness.</w:t>
+      </w:r>
+    </w:p>
+    <w:p>
+      <w:pPr>
+        <w:numPr>
+          <w:ilvl w:val="0"/>
+          <w:numId w:val="6"/>
+        </w:numPr>
+        <w:rPr>
+          <w:noProof/>
+        </w:rPr>
+      </w:pPr>
+      <w:r>
+        <w:rPr>
+          <w:noProof/>
+        </w:rPr>
+        <w:t>We gained practical insight into the limitations of DMA when peripherals do not support direct memory-mapped writes and how to work around them using an indirect CPU-mediated path.</w:t>
+      </w:r>
+    </w:p>
+    <w:p>
+      <w:pPr>
+        <w:numPr>
+          <w:ilvl w:val="0"/>
+          <w:numId w:val="6"/>
+        </w:numPr>
+        <w:rPr>
+          <w:noProof/>
+        </w:rPr>
+      </w:pPr>
+      <w:r>
+        <w:rPr>
+          <w:noProof/>
+        </w:rPr>
+        <mc:AlternateContent>
+          <mc:Choice Requires="wps">
+            <w:drawing>
+              <wp:anchor distT="0" distB="0" distL="114300" distR="114300" simplePos="0" relativeHeight="251667456" behindDoc="0" locked="0" layoutInCell="1" allowOverlap="1" wp14:anchorId="63A25AEE" wp14:editId="6DC0CD85">
+                <wp:simplePos x="0" y="0"/>
+                <wp:positionH relativeFrom="margin">
+                  <wp:posOffset>3541395</wp:posOffset>
+                </wp:positionH>
+                <wp:positionV relativeFrom="paragraph">
+                  <wp:posOffset>780303</wp:posOffset>
+                </wp:positionV>
+                <wp:extent cx="914400" cy="277354"/>
+                <wp:effectExtent l="0" t="0" r="0" b="0"/>
+                <wp:wrapNone/>
+                <wp:docPr id="634278202" name="Text Box 2"/>
+                <wp:cNvGraphicFramePr/>
+                <a:graphic xmlns:a="http://schemas.openxmlformats.org/drawingml/2006/main">
+                  <a:graphicData uri="http://schemas.microsoft.com/office/word/2010/wordprocessingShape">
+                    <wps:wsp>
+                      <wps:cNvSpPr txBox="1"/>
+                      <wps:spPr>
+                        <a:xfrm>
+                          <a:off x="0" y="0"/>
+                          <a:ext cx="914400" cy="277354"/>
+                        </a:xfrm>
+                        <a:prstGeom prst="rect">
+                          <a:avLst/>
+                        </a:prstGeom>
+                        <a:noFill/>
+                        <a:ln w="6350">
+                          <a:noFill/>
+                        </a:ln>
+                      </wps:spPr>
+                      <wps:txbx>
+                        <w:txbxContent>
+                          <w:p>
+                            <w:pPr>
+                              <w:rPr>
+                                <w:color w:val="A02B93" w:themeColor="accent5"/>
+                                <w:sz w:val="16"/>
+                                <w:szCs w:val="16"/>
+                                <w14:textOutline w14:w="9525" w14:cap="rnd" w14:cmpd="sng" w14:algn="ctr">
+                                  <w14:noFill/>
+                                  <w14:prstDash w14:val="solid"/>
+                                  <w14:bevel/>
+                                </w14:textOutline>
+                              </w:rPr>
+                            </w:pPr>
+                            <w:r>
+                              <w:rPr>
+                                <w:color w:val="A02B93" w:themeColor="accent5"/>
+                                <w:sz w:val="16"/>
+                                <w:szCs w:val="16"/>
+                                <w14:textOutline w14:w="9525" w14:cap="rnd" w14:cmpd="sng" w14:algn="ctr">
+                                  <w14:noFill/>
+                                  <w14:prstDash w14:val="solid"/>
+                                  <w14:bevel/>
+                                </w14:textOutline>
+                              </w:rPr>
+                              <w:t>Task #</w:t>
+                            </w:r>
+                            <w:r>
+                              <w:rPr>
+                                <w:color w:val="A02B93" w:themeColor="accent5"/>
+                                <w:sz w:val="16"/>
+                                <w:szCs w:val="16"/>
+                                <w14:textOutline w14:w="9525" w14:cap="rnd" w14:cmpd="sng" w14:algn="ctr">
+                                  <w14:noFill/>
+                                  <w14:prstDash w14:val="solid"/>
+                                  <w14:bevel/>
+                                </w14:textOutline>
+                              </w:rPr>
+                              <w:t>4</w:t>
+                            </w:r>
+                            <w:r>
+                              <w:rPr>
+                                <w:color w:val="A02B93" w:themeColor="accent5"/>
+                                <w:sz w:val="16"/>
+                                <w:szCs w:val="16"/>
+                                <w14:textOutline w14:w="9525" w14:cap="rnd" w14:cmpd="sng" w14:algn="ctr">
+                                  <w14:noFill/>
+                                  <w14:prstDash w14:val="solid"/>
+                                  <w14:bevel/>
+                                </w14:textOutline>
+                              </w:rPr>
+                              <w:t xml:space="preserve"> updates</w:t>
+                            </w:r>
+                          </w:p>
+                        </w:txbxContent>
+                      </wps:txbx>
+                      <wps:bodyPr rot="0" spcFirstLastPara="0" vertOverflow="overflow" horzOverflow="overflow" vert="horz" wrap="none" lIns="91440" tIns="45720" rIns="91440" bIns="45720" numCol="1" spcCol="0" rtlCol="0" fromWordArt="0" anchor="t" anchorCtr="0" forceAA="0" compatLnSpc="1">
+                        <a:prstTxWarp prst="textNoShape">
+                          <a:avLst/>
+                        </a:prstTxWarp>
+                        <a:noAutofit/>
+                      </wps:bodyPr>
+                    </wps:wsp>
+                  </a:graphicData>
+                </a:graphic>
+                <wp14:sizeRelV relativeFrom="margin">
+                  <wp14:pctHeight>0</wp14:pctHeight>
+                </wp14:sizeRelV>
+              </wp:anchor>
+            </w:drawing>
+          </mc:Choice>
+          <mc:Fallback>
+            <w:pict>
+              <v:shape w14:anchorId="63A25AEE" id="_x0000_s1028" type="#_x0000_t202" style="position:absolute;left:0;text-align:left;margin-left:278.85pt;margin-top:61.45pt;width:1in;height:21.85pt;z-index:251667456;visibility:visible;mso-wrap-style:none;mso-height-percent:0;mso-wrap-distance-left:9pt;mso-wrap-distance-top:0;mso-wrap-distance-right:9pt;mso-wrap-distance-bottom:0;mso-position-horizontal:absolute;mso-position-horizontal-relative:margin;mso-position-vertical:absolute;mso-position-vertical-relative:text;mso-height-percent:0;mso-height-relative:margin;v-text-anchor:top" o:gfxdata="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" filled="f" stroked="f" strokeweight=".5pt">
+                <v:textbox>
+                  <w:txbxContent>
+                    <w:p>
+                      <w:pPr>
+                        <w:rPr>
+                          <w:color w:val="A02B93" w:themeColor="accent5"/>
+                          <w:sz w:val="16"/>
+                          <w:szCs w:val="16"/>
+                          <w14:textOutline w14:w="9525" w14:cap="rnd" w14:cmpd="sng" w14:algn="ctr">
+                            <w14:noFill/>
+                            <w14:prstDash w14:val="solid"/>
+                            <w14:bevel/>
+                          </w14:textOutline>
+                        </w:rPr>
+                      </w:pPr>
+                      <w:r>
+                        <w:rPr>
+                          <w:color w:val="A02B93" w:themeColor="accent5"/>
+                          <w:sz w:val="16"/>
+                          <w:szCs w:val="16"/>
+                          <w14:textOutline w14:w="9525" w14:cap="rnd" w14:cmpd="sng" w14:algn="ctr">
+                            <w14:noFill/>
+                            <w14:prstDash w14:val="solid"/>
+                            <w14:bevel/>
+                          </w14:textOutline>
+                        </w:rPr>
+                        <w:t>Task #</w:t>
+                      </w:r>
+                      <w:r>
+                        <w:rPr>
+                          <w:color w:val="A02B93" w:themeColor="accent5"/>
+                          <w:sz w:val="16"/>
+                          <w:szCs w:val="16"/>
+                          <w14:textOutline w14:w="9525" w14:cap="rnd" w14:cmpd="sng" w14:algn="ctr">
+                            <w14:noFill/>
+                            <w14:prstDash w14:val="solid"/>
+                            <w14:bevel/>
+                          </w14:textOutline>
+                        </w:rPr>
+                        <w:t>4</w:t>
+                      </w:r>
+                      <w:r>
+                        <w:rPr>
+                          <w:color w:val="A02B93" w:themeColor="accent5"/>
+                          <w:sz w:val="16"/>
+                          <w:szCs w:val="16"/>
+                          <w14:textOutline w14:w="9525" w14:cap="rnd" w14:cmpd="sng" w14:algn="ctr">
+                            <w14:noFill/>
+                            <w14:prstDash w14:val="solid"/>
+                            <w14:bevel/>
+                          </w14:textOutline>
+                        </w:rPr>
+                        <w:t xml:space="preserve"> updates</w:t>
+                      </w:r>
+                    </w:p>
+                  </w:txbxContent>
+                </v:textbox>
+                <w10:wrap anchorx="margin"/>
+              </v:shape>
+            </w:pict>
+          </mc:Fallback>
+        </mc:AlternateContent>
+      </w:r>
+      <w:r>
+        <w:rPr>
+          <w:noProof/>
+        </w:rPr>
+        <w:t>By tuning the timing with software delays, we achieved a stable 8 kHz audio playback rate, demonstrating the importance of software timing in systems without hardware feedback.</w:t>
+      </w:r>
+      <w:r>
+        <w:rPr>
+          <w:noProof/>
+        </w:rPr>
+        <w:t xml:space="preserve"> </w:t>
+      </w:r>
+      <w:r>
+        <w:rPr>
+          <w:noProof/>
+        </w:rPr>
+        <w:t>This approach successfully fulfilled Task 4’s objective of enabling CDMA-based audio playback while preserving the core Pong game functionality.</w:t>
+      </w:r>
+      <w:r>
+        <w:rPr>
+          <w:rFonts w:ascii="Times New Roman" w:hAnsi="Times New Roman" w:cs="Times New Roman"/>
+        </w:rPr>
+        <w:t xml:space="preserve"> </w:t>
+      </w:r>
+    </w:p>
+    <w:p>
+      <w:pPr>
+        <w:jc w:val="center"/>
+        <w:rPr>
+          <w:rFonts w:ascii="Times New Roman" w:hAnsi="Times New Roman" w:cs="Times New Roman"/>
+        </w:rPr>
+      </w:pPr>
+      <w:r>
+        <w:rPr>
+          <w:noProof/>
+        </w:rPr>
+        <mc:AlternateContent>
+          <mc:Choice Requires="wps">
+            <w:drawing>
+              <wp:anchor distT="0" distB="0" distL="114300" distR="114300" simplePos="0" relativeHeight="251666432" behindDoc="0" locked="0" layoutInCell="1" allowOverlap="1" wp14:anchorId="5597FE32" wp14:editId="07A0B2E6">
+                <wp:simplePos x="0" y="0"/>
+                <wp:positionH relativeFrom="column">
+                  <wp:posOffset>3637503</wp:posOffset>
+                </wp:positionH>
+                <wp:positionV relativeFrom="paragraph">
+                  <wp:posOffset>5736</wp:posOffset>
+                </wp:positionV>
+                <wp:extent cx="2486660" cy="476376"/>
+                <wp:effectExtent l="0" t="0" r="27940" b="19050"/>
+                <wp:wrapNone/>
+                <wp:docPr id="1773657443" name="Rectangle 1"/>
+                <wp:cNvGraphicFramePr/>
+                <a:graphic xmlns:a="http://schemas.openxmlformats.org/drawingml/2006/main">
+                  <a:graphicData uri="http://schemas.microsoft.com/office/word/2010/wordprocessingShape">
+                    <wps:wsp>
+                      <wps:cNvSpPr/>
+                      <wps:spPr>
+                        <a:xfrm>
+                          <a:off x="0" y="0"/>
+                          <a:ext cx="2486660" cy="476376"/>
+                        </a:xfrm>
+                        <a:prstGeom prst="rect">
+                          <a:avLst/>
+                        </a:prstGeom>
+                        <a:noFill/>
+                        <a:ln>
+                          <a:solidFill>
+                            <a:schemeClr val="accent5">
+                              <a:lumMod val="60000"/>
+                              <a:lumOff val="40000"/>
+                            </a:schemeClr>
+                          </a:solidFill>
+                        </a:ln>
+                      </wps:spPr>
+                      <wps:style>
+                        <a:lnRef idx="2">
+                          <a:schemeClr val="accent1">
+                            <a:shade val="15000"/>
+                          </a:schemeClr>
+                        </a:lnRef>
+                        <a:fillRef idx="1">
+                          <a:schemeClr val="accent1"/>
+                        </a:fillRef>
+                        <a:effectRef idx="0">
+                          <a:schemeClr val="accent1"/>
+                        </a:effectRef>
+                        <a:fontRef idx="minor">
+                          <a:schemeClr val="lt1"/>
+                        </a:fontRef>
+                      </wps:style>
+                      <wps:bodyPr rot="0" spcFirstLastPara="0" vertOverflow="overflow" horzOverflow="overflow" vert="horz" wrap="square" lIns="91440" tIns="45720" rIns="91440" bIns="45720" numCol="1" spcCol="0" rtlCol="0" fromWordArt="0" anchor="ctr" anchorCtr="0" forceAA="0" compatLnSpc="1">
+                        <a:prstTxWarp prst="textNoShape">
+                          <a:avLst/>
+                        </a:prstTxWarp>
+                        <a:noAutofit/>
+                      </wps:bodyPr>
+                    </wps:wsp>
+                  </a:graphicData>
+                </a:graphic>
+                <wp14:sizeRelH relativeFrom="margin">
+                  <wp14:pctWidth>0</wp14:pctWidth>
+                </wp14:sizeRelH>
+                <wp14:sizeRelV relativeFrom="margin">
+                  <wp14:pctHeight>0</wp14:pctHeight>
+                </wp14:sizeRelV>
+              </wp:anchor>
+            </w:drawing>
+          </mc:Choice>
+          <mc:Fallback>
+            <w:pict>
+              <v:rect w14:anchorId="36D522F4" id="Rectangle 1" o:spid="_x0000_s1026" style="position:absolute;margin-left:286.4pt;margin-top:.45pt;width:195.8pt;height:37.5pt;z-index:251666432;visibility:visible;mso-wrap-style:square;mso-width-percent:0;mso-height-percent:0;mso-wrap-distance-left:9pt;mso-wrap-distance-top:0;mso-wrap-distance-right:9pt;mso-wrap-distance-bottom:0;mso-position-horizontal:absolute;mso-position-horizontal-relative:text;mso-position-vertical:absolute;mso-position-vertical-relative:text;mso-width-percent:0;mso-height-percent:0;mso-width-relative:margin;mso-height-relative:margin;v-text-anchor:middle" o:gfxdata="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" filled="f" strokecolor="#d86dcb [1944]" strokeweight="1pt"/>
+            </w:pict>
+          </mc:Fallback>
+        </mc:AlternateContent>
+      </w:r>
+      <w:r>
+        <w:rPr>
+          <w:rFonts w:ascii="Times New Roman" w:hAnsi="Times New Roman" w:cs="Times New Roman"/>
+        </w:rPr>
+        <w:drawing>
+          <wp:inline distT="0" distB="0" distL="0" distR="0" wp14:anchorId="7753620E" wp14:editId="336EDAB8">
+            <wp:extent cx="7095170" cy="3005593"/>
+            <wp:effectExtent l="0" t="0" r="0" b="4445"/>
+            <wp:docPr id="22135281" name="Picture 1" descr="A diagram of a computer&#10;&#10;AI-generated content may be incorrect."/>
+            <wp:cNvGraphicFramePr>
+              <a:graphicFrameLocks xmlns:a="http://schemas.openxmlformats.org/drawingml/2006/main" noChangeAspect="1"/>
+            </wp:cNvGraphicFramePr>
+            <a:graphic xmlns:a="http://schemas.openxmlformats.org/drawingml/2006/main">
+              <a:graphicData uri="http://schemas.openxmlformats.org/drawingml/2006/picture">
+                <pic:pic xmlns:pic="http://schemas.openxmlformats.org/drawingml/2006/picture">
+                  <pic:nvPicPr>
+                    <pic:cNvPr id="22135281" name="Picture 1" descr="A diagram of a computer&#10;&#10;AI-generated content may be incorrect."/>
+                    <pic:cNvPicPr/>
+                  </pic:nvPicPr>
+                  <pic:blipFill>
+                    <a:blip r:embed="rId12"/>
+                    <a:stretch>
+                      <a:fillRect/>
+                    </a:stretch>
+                  </pic:blipFill>
+                  <pic:spPr>
+                    <a:xfrm>
+                      <a:off x="0" y="0"/>
+                      <a:ext cx="7100335" cy="3007781"/>
+                    </a:xfrm>
+                    <a:prstGeom prst="rect">
+                      <a:avLst/>
+                    </a:prstGeom>
+                  </pic:spPr>
+                </pic:pic>
+              </a:graphicData>
+            </a:graphic>
+          </wp:inline>
+        </w:drawing>
+      </w:r>
+    </w:p>
+    <w:p>
+      <w:pPr>
+        <w:pStyle w:val="NormalWeb"/>
+        <w:jc w:val="center"/>
+      </w:pPr>
+      <w:r>
+        <w:rPr>
+          <w:b/>
+          <w:bCs/>
+        </w:rPr>
+        <w:t xml:space="preserve">Figure </w:t>
+      </w:r>
+      <w:r>
+        <w:rPr>
+          <w:b/>
+          <w:bCs/>
+        </w:rPr>
+        <w:t>4</w:t>
+      </w:r>
+      <w:r>
+        <w:rPr>
+          <w:b/>
+          <w:bCs/>
+        </w:rPr>
+        <w:t xml:space="preserve">: </w:t>
+      </w:r>
+      <w:r>
+        <w:t xml:space="preserve">Vivado block diagram illustrating the complete system integration for the Pong game, incorporating MicroBlaze RISC-V, AXI Timer for PWM-based audio output, AXI GPIO for paddle control, AXI UART for serial debugging, </w:t>
+      </w:r>
+      <w:r>
+        <w:t xml:space="preserve">CDMA, BRAM </w:t>
+      </w:r>
+      <w:r>
+        <w:t>and 7-segment display logic for score output. This diagram reflects the implemented architecture for Task #</w:t>
+      </w:r>
+      <w:r>
+        <w:t>4</w:t>
+      </w:r>
+      <w:r>
+        <w:t>.</w:t>
+      </w:r>
+      <w:r>
+        <w:t xml:space="preserve"> </w:t>
+      </w:r>
+    </w:p>
+    <w:p>
+      <w:pPr>
+        <w:jc w:val="center"/>
         <w:rPr>
           <w:rFonts w:ascii="Times New Roman" w:hAnsi="Times New Roman" w:cs="Times New Roman"/>
         </w:rPr>
@@ -3581,7 +4137,6 @@
   <w:style w:type="character" w:default="1" w:styleId="DefaultParagraphFont">
     <w:name w:val="Default Paragraph Font"/>
     <w:uiPriority w:val="1"/>
-    <w:semiHidden/>
     <w:unhideWhenUsed/>
   </w:style>
   <w:style w:type="table" w:default="1" w:styleId="TableNormal">
@@ -3962,6 +4517,19 @@
       <w:bCs/>
     </w:rPr>
   </w:style>
+  <w:style w:type="character" w:styleId="HTMLCode">
+    <w:name w:val="HTML Code"/>
+    <w:basedOn w:val="DefaultParagraphFont"/>
+    <w:uiPriority w:val="99"/>
+    <w:semiHidden/>
+    <w:unhideWhenUsed/>
+    <w:rsid w:val="00FF027D"/>
+    <w:rPr>
+      <w:rFonts w:ascii="Courier New" w:eastAsia="Times New Roman" w:hAnsi="Courier New" w:cs="Courier New"/>
+      <w:sz w:val="20"/>
+      <w:szCs w:val="20"/>
+    </w:rPr>
+  </w:style>
 </w:styles>
 </file>
 
